--- a/labs/2627/SolvingProblems/SolvingProblems.docx
+++ b/labs/2627/SolvingProblems/SolvingProblems.docx
@@ -1773,6 +1773,9 @@
       <w:pPr>
         <w:pStyle w:val="NormalWeb"/>
         <w:shd w:val="clear" w:color="auto" w:fill="FFFFFF"/>
+        <w:tabs>
+          <w:tab w:val="left" w:pos="1254"/>
+        </w:tabs>
         <w:rPr>
           <w:rFonts w:asciiTheme="majorHAnsi" w:hAnsiTheme="majorHAnsi" w:cstheme="majorHAnsi"/>
           <w:sz w:val="20"/>
@@ -1780,6 +1783,16 @@
           <w:highlight w:val="white"/>
         </w:rPr>
       </w:pPr>
+      <w:r>
+        <w:rPr>
+          <w:rFonts w:asciiTheme="majorHAnsi" w:hAnsiTheme="majorHAnsi" w:cstheme="majorHAnsi"/>
+          <w:sz w:val="20"/>
+          <w:szCs w:val="20"/>
+          <w:highlight w:val="white"/>
+        </w:rPr>
+        <w:lastRenderedPageBreak/>
+        <w:tab/>
+      </w:r>
     </w:p>
     <w:tbl>
       <w:tblPr>
@@ -2430,84 +2443,6 @@
     <w:p>
       <w:pPr>
         <w:pStyle w:val="NormalWeb"/>
-        <w:shd w:val="clear" w:color="auto" w:fill="FFFFFF"/>
-        <w:spacing w:beforeAutospacing="0" w:afterAutospacing="0"/>
-        <w:rPr>
-          <w:rFonts w:asciiTheme="majorHAnsi" w:hAnsiTheme="majorHAnsi" w:cstheme="majorHAnsi"/>
-          <w:sz w:val="20"/>
-          <w:szCs w:val="20"/>
-          <w:highlight w:val="white"/>
-        </w:rPr>
-      </w:pPr>
-    </w:p>
-    <w:p>
-      <w:pPr>
-        <w:pStyle w:val="NormalWeb"/>
-        <w:shd w:val="clear" w:color="auto" w:fill="FFFFFF"/>
-        <w:spacing w:beforeAutospacing="0" w:afterAutospacing="0"/>
-        <w:rPr>
-          <w:rFonts w:asciiTheme="majorHAnsi" w:hAnsiTheme="majorHAnsi" w:cstheme="majorHAnsi"/>
-          <w:sz w:val="20"/>
-          <w:szCs w:val="20"/>
-          <w:highlight w:val="white"/>
-        </w:rPr>
-      </w:pPr>
-    </w:p>
-    <w:p>
-      <w:pPr>
-        <w:pStyle w:val="NormalWeb"/>
-        <w:shd w:val="clear" w:color="auto" w:fill="FFFFFF"/>
-        <w:spacing w:beforeAutospacing="0" w:afterAutospacing="0"/>
-        <w:rPr>
-          <w:rFonts w:asciiTheme="majorHAnsi" w:hAnsiTheme="majorHAnsi" w:cstheme="majorHAnsi"/>
-          <w:sz w:val="20"/>
-          <w:szCs w:val="20"/>
-          <w:highlight w:val="white"/>
-        </w:rPr>
-      </w:pPr>
-    </w:p>
-    <w:p>
-      <w:pPr>
-        <w:pStyle w:val="NormalWeb"/>
-        <w:shd w:val="clear" w:color="auto" w:fill="FFFFFF"/>
-        <w:spacing w:beforeAutospacing="0" w:afterAutospacing="0"/>
-        <w:rPr>
-          <w:rFonts w:asciiTheme="majorHAnsi" w:hAnsiTheme="majorHAnsi" w:cstheme="majorHAnsi"/>
-          <w:sz w:val="20"/>
-          <w:szCs w:val="20"/>
-          <w:highlight w:val="white"/>
-        </w:rPr>
-      </w:pPr>
-    </w:p>
-    <w:p>
-      <w:pPr>
-        <w:pStyle w:val="NormalWeb"/>
-        <w:shd w:val="clear" w:color="auto" w:fill="FFFFFF"/>
-        <w:spacing w:beforeAutospacing="0" w:afterAutospacing="0"/>
-        <w:rPr>
-          <w:rFonts w:asciiTheme="majorHAnsi" w:hAnsiTheme="majorHAnsi" w:cstheme="majorHAnsi"/>
-          <w:sz w:val="20"/>
-          <w:szCs w:val="20"/>
-          <w:highlight w:val="white"/>
-        </w:rPr>
-      </w:pPr>
-    </w:p>
-    <w:p>
-      <w:pPr>
-        <w:pStyle w:val="NormalWeb"/>
-        <w:shd w:val="clear" w:color="auto" w:fill="FFFFFF"/>
-        <w:spacing w:beforeAutospacing="0" w:afterAutospacing="0"/>
-        <w:rPr>
-          <w:rFonts w:asciiTheme="majorHAnsi" w:hAnsiTheme="majorHAnsi" w:cstheme="majorHAnsi"/>
-          <w:sz w:val="20"/>
-          <w:szCs w:val="20"/>
-          <w:highlight w:val="white"/>
-        </w:rPr>
-      </w:pPr>
-    </w:p>
-    <w:p>
-      <w:pPr>
-        <w:pStyle w:val="NormalWeb"/>
         <w:numPr>
           <w:ilvl w:val="0"/>
           <w:numId w:val="2"/>
@@ -2532,6 +2467,7 @@
           <w:sz w:val="28"/>
           <w:szCs w:val="28"/>
         </w:rPr>
+        <w:lastRenderedPageBreak/>
         <w:t>Compare algorithms</w:t>
       </w:r>
     </w:p>
@@ -2893,26 +2829,6 @@
               </w:rPr>
             </w:pPr>
           </w:p>
-          <w:p>
-            <w:pPr>
-              <w:spacing w:line="240" w:lineRule="auto"/>
-              <w:rPr>
-                <w:rFonts w:asciiTheme="majorHAnsi" w:hAnsiTheme="majorHAnsi" w:cstheme="majorHAnsi"/>
-                <w:color w:val="00000A"/>
-                <w:lang w:val="en-US"/>
-              </w:rPr>
-            </w:pPr>
-          </w:p>
-          <w:p>
-            <w:pPr>
-              <w:spacing w:line="240" w:lineRule="auto"/>
-              <w:rPr>
-                <w:rFonts w:asciiTheme="majorHAnsi" w:hAnsiTheme="majorHAnsi" w:cstheme="majorHAnsi"/>
-                <w:color w:val="00000A"/>
-                <w:lang w:val="en-US"/>
-              </w:rPr>
-            </w:pPr>
-          </w:p>
         </w:tc>
       </w:tr>
     </w:tbl>
@@ -2983,7 +2899,6 @@
                 <w:rFonts w:asciiTheme="majorHAnsi" w:hAnsiTheme="majorHAnsi" w:cstheme="majorHAnsi"/>
                 <w:color w:val="000000"/>
               </w:rPr>
-              <w:lastRenderedPageBreak/>
               <w:t>In the first part of this activity, you investigated a problem by identifying its purpose and constraints. In the second part, you compared possible algorithmic approaches. Define each term below. In your definition of algorithm, explain how more than one algorithm can solve the same problem.</w:t>
             </w:r>
           </w:p>
@@ -3254,6 +3169,19 @@
 
 <file path=word/footer1.xml><?xml version="1.0" encoding="utf-8"?>
 <w:ftr xmlns:wpc="http://schemas.microsoft.com/office/word/2010/wordprocessingCanvas" xmlns:cx="http://schemas.microsoft.com/office/drawing/2014/chartex" xmlns:cx1="http://schemas.microsoft.com/office/drawing/2015/9/8/chartex" xmlns:cx2="http://schemas.microsoft.com/office/drawing/2015/10/21/chartex" xmlns:cx3="http://schemas.microsoft.com/office/drawing/2016/5/9/chartex" xmlns:cx4="http://schemas.microsoft.com/office/drawing/2016/5/10/chartex" xmlns:cx5="http://schemas.microsoft.com/office/drawing/2016/5/11/chartex" xmlns:cx6="http://schemas.microsoft.com/office/drawing/2016/5/12/chartex" xmlns:cx7="http://schemas.microsoft.com/office/drawing/2016/5/13/chartex" xmlns:cx8="http://schemas.microsoft.com/office/drawing/2016/5/14/chartex" xmlns:mc="http://schemas.openxmlformats.org/markup-compatibility/2006" xmlns:aink="http://schemas.microsoft.com/office/drawing/2016/ink" xmlns:am3d="http://schemas.microsoft.com/office/drawing/2017/model3d" xmlns:o="urn:schemas-microsoft-com:office:office" xmlns:r="http://schemas.openxmlformats.org/officeDocument/2006/relationships" xmlns:m="http://schemas.openxmlformats.org/officeDocument/2006/math" xmlns:v="urn:schemas-microsoft-com:vml" xmlns:wp14="http://schemas.microsoft.com/office/word/2010/wordprocessingDrawing" xmlns:wp="http://schemas.openxmlformats.org/drawingml/2006/wordprocessingDrawing" xmlns:w10="urn:schemas-microsoft-com:office:word" xmlns:w="http://schemas.openxmlformats.org/wordprocessingml/2006/main" xmlns:w14="http://schemas.microsoft.com/office/word/2010/wordml" xmlns:w15="http://schemas.microsoft.com/office/word/2012/wordml" xmlns:w16cex="http://schemas.microsoft.com/office/word/2018/wordml/cex" xmlns:w16cid="http://schemas.microsoft.com/office/word/2016/wordml/cid" xmlns:w16="http://schemas.microsoft.com/office/word/2018/wordml" xmlns:w16se="http://schemas.microsoft.com/office/word/2015/wordml/symex" xmlns:wpg="http://schemas.microsoft.com/office/word/2010/wordprocessingGroup" xmlns:wpi="http://schemas.microsoft.com/office/word/2010/wordprocessingInk" xmlns:wne="http://schemas.microsoft.com/office/word/2006/wordml" xmlns:wps="http://schemas.microsoft.com/office/word/2010/wordprocessingShape" mc:Ignorable="w14 w15 w16se w16cid w16 w16cex wp14">
+  <w:p>
+    <w:pPr>
+      <w:pStyle w:val="Footer"/>
+      <w:pBdr>
+        <w:bottom w:val="single" w:sz="12" w:space="1" w:color="auto"/>
+      </w:pBdr>
+      <w:rPr>
+        <w:rFonts w:ascii="Calibri" w:hAnsi="Calibri" w:cs="Calibri"/>
+        <w:b/>
+        <w:color w:val="F58220"/>
+      </w:rPr>
+    </w:pPr>
+  </w:p>
   <w:p>
     <w:pPr>
       <w:pStyle w:val="Footer"/>
@@ -3291,7 +3219,7 @@
         <w:rFonts w:ascii="Calibri" w:hAnsi="Calibri" w:cs="Calibri"/>
         <w:color w:val="6B7280"/>
       </w:rPr>
-      <w:t>I can investigate a computing problem or task, define its purpose and constraints, and compare possible solution approaches</w:t>
+      <w:t>I can investigate a computing problem or task, define its purpose, and compare solutions</w:t>
     </w:r>
   </w:p>
   <w:p>
@@ -3341,6 +3269,19 @@
   <w:p>
     <w:pPr>
       <w:pStyle w:val="Footer"/>
+      <w:pBdr>
+        <w:bottom w:val="single" w:sz="12" w:space="1" w:color="auto"/>
+      </w:pBdr>
+      <w:rPr>
+        <w:rFonts w:ascii="Calibri" w:hAnsi="Calibri" w:cs="Calibri"/>
+        <w:b/>
+        <w:color w:val="F58220"/>
+      </w:rPr>
+    </w:pPr>
+  </w:p>
+  <w:p>
+    <w:pPr>
+      <w:pStyle w:val="Footer"/>
       <w:rPr>
         <w:rFonts w:ascii="Calibri" w:hAnsi="Calibri" w:cs="Calibri"/>
         <w:color w:val="6B7280"/>
@@ -3375,7 +3316,7 @@
         <w:rFonts w:ascii="Calibri" w:hAnsi="Calibri" w:cs="Calibri"/>
         <w:color w:val="6B7280"/>
       </w:rPr>
-      <w:t>I can investigate a computing problem or task, define its purpose and constraints, and compare possible solution approaches</w:t>
+      <w:t>I can investigate a computing problem or task, define its purpose, and compare solutions</w:t>
     </w:r>
   </w:p>
   <w:p>
